--- a/rapports/2026-06-06/EQ30/EQ30_sup_v2/DR_malforme_1_01101E_11/13-37-16-77.docx
+++ b/rapports/2026-06-06/EQ30/EQ30_sup_v2/DR_malforme_1_01101E_11/13-37-16-77.docx
@@ -297,7 +297,7 @@
           <w:color w:val="1F6FEB"/>
           <w:sz w:val="22"/>
         </w:rPr>
-        <w:t>⚠ INCOHÉRENCES À CORRIGER (61)</w:t>
+        <w:t>⚠ INCOHÉRENCES À CORRIGER (58)</w:t>
       </w:r>
     </w:p>
     <w:tbl>
@@ -665,7 +665,7 @@
                 <w:i w:val="0"/>
                 <w:sz w:val="17"/>
               </w:rPr>
-              <w:t>Incohérence!!! seulement les écoles privées paient les frais de scolarité (y compris les frais d'inscription).</w:t>
+              <w:t>Incohérent!! Le niveau d'instruction déclaré par l'un des enfants (Secondaire 1er cycle) au niveau de la section 1 de MOUSSA BA diffère de celui donné par MOUSSA BA lui-même qui affirme ne pas avoir frequenté l'école formelle.</w:t>
             </w:r>
           </w:p>
         </w:tc>
@@ -698,7 +698,7 @@
                 <w:i w:val="0"/>
                 <w:sz w:val="16"/>
               </w:rPr>
-              <w:t>S02</w:t>
+              <w:t>S04</w:t>
               <w:br/>
             </w:r>
             <w:r>
@@ -708,7 +708,7 @@
                 <w:color w:val="64748B"/>
                 <w:sz w:val="14"/>
               </w:rPr>
-              <w:t>Éducation</w:t>
+              <w:t>Emploi</w:t>
             </w:r>
           </w:p>
         </w:tc>
@@ -755,7 +755,7 @@
                 <w:i w:val="0"/>
                 <w:sz w:val="17"/>
               </w:rPr>
-              <w:t>Incohérent!! Le niveau d'instruction déclaré par l'un des enfants (Secondaire 1er cycle) au niveau de la section 1 de MOUSSA BA diffère de celui donné par MOUSSA BA lui-même qui affirme ne pas avoir frequenté l'école formelle.</w:t>
+              <w:t>Incohérence détectée ! Il semble peu probable que DIENABOU DIALLO occupe un emploi pour l'ETAT/collectivités locales ou dans une entreprise publique/parapublique tout en travaillant moins de 20 jours par mois.</w:t>
             </w:r>
           </w:p>
         </w:tc>
@@ -845,7 +845,7 @@
                 <w:i w:val="0"/>
                 <w:sz w:val="17"/>
               </w:rPr>
-              <w:t>Incohérence détectée ! Il semble peu probable que DIENABOU DIALLO occupe un emploi pour l'ETAT/collectivités locales ou dans une entreprise publique/parapublique tout en travaillant moins de 20 jours par mois.</w:t>
+              <w:t>Incohérence détectée ! Il semble peu probable que DIENABOU DIALLO occupe un emploi pour l'ETAT/collectivités locales ou dans une entreprise publique/parapublique tout en travaillant moins de  6h par jour.</w:t>
             </w:r>
           </w:p>
         </w:tc>
@@ -878,7 +878,7 @@
                 <w:i w:val="0"/>
                 <w:sz w:val="16"/>
               </w:rPr>
-              <w:t>S04</w:t>
+              <w:t>S11</w:t>
               <w:br/>
             </w:r>
             <w:r>
@@ -888,7 +888,7 @@
                 <w:color w:val="64748B"/>
                 <w:sz w:val="14"/>
               </w:rPr>
-              <w:t>Emploi</w:t>
+              <w:t>Logement / cadre de vie</w:t>
             </w:r>
           </w:p>
         </w:tc>
@@ -935,7 +935,7 @@
                 <w:i w:val="0"/>
                 <w:sz w:val="17"/>
               </w:rPr>
-              <w:t>Incohérence détectée ! Il semble peu probable que DIENABOU DIALLO occupe un emploi pour l'ETAT/collectivités locales ou dans une entreprise publique/parapublique tout en travaillant moins de  6h par jour.</w:t>
+              <w:t>Incoherence!! Le ménage a depensé .</w:t>
             </w:r>
           </w:p>
         </w:tc>
@@ -994,7 +994,7 @@
                 <w:color w:val="16A34A"/>
                 <w:sz w:val="16"/>
               </w:rPr>
-              <w:t>—</w:t>
+              <w:t>s01q29, s01q31, s04q24, s00q04, s11q21, s09fq03, s09fq011</w:t>
             </w:r>
           </w:p>
         </w:tc>
@@ -1025,7 +1025,7 @@
                 <w:i w:val="0"/>
                 <w:sz w:val="17"/>
               </w:rPr>
-              <w:t>Incoherence!! Le ménage a depensé .</w:t>
+              <w:t>FCFA dans Frais de connexion au réseau de distribution d'eau mais dit ne pas être connecté à un réseau d'eau courante, prière de corriger cette incoherenceAttention!!! Les ménages vivants dans un(e) Maison Basse à KOLDA Urbain ont généralement comme principal matériau de construction le/la Ciment/Béton/Pierres de taille, mais celui du ménage de MOUSSA BA (Banco amélioré/ semi-dur) diffère de celui-ci.</w:t>
             </w:r>
           </w:p>
         </w:tc>
@@ -1058,7 +1058,7 @@
                 <w:i w:val="0"/>
                 <w:sz w:val="16"/>
               </w:rPr>
-              <w:t>S11</w:t>
+              <w:t>S20</w:t>
               <w:br/>
             </w:r>
             <w:r>
@@ -1068,7 +1068,7 @@
                 <w:color w:val="64748B"/>
                 <w:sz w:val="14"/>
               </w:rPr>
-              <w:t>Logement / cadre de vie</w:t>
+              <w:t>Gouvernance / autres</w:t>
             </w:r>
           </w:p>
         </w:tc>
@@ -1084,7 +1084,7 @@
                 <w:color w:val="16A34A"/>
                 <w:sz w:val="16"/>
               </w:rPr>
-              <w:t>s01q29, s01q31, s04q24, s00q04, s11q21, s09fq03, s09fq011</w:t>
+              <w:t>—</w:t>
             </w:r>
           </w:p>
         </w:tc>
@@ -1115,7 +1115,7 @@
                 <w:i w:val="0"/>
                 <w:sz w:val="17"/>
               </w:rPr>
-              <w:t>FCFA dans Frais de connexion au réseau de distribution d'eau mais dit ne pas être connecté à un réseau d'eau courante, prière de corriger cette incoherenceAttention!!! Les ménages vivants dans un(e) Maison Basse à KOLDA Urbain ont généralement comme principal matériau de construction le/la Ciment/Béton/Pierres de taille, mais celui du ménage de MOUSSA BA (Banco amélioré/ semi-dur) diffère de celui-ci.</w:t>
+              <w:t>Incohérence détectée ! Le ménage a précédemment déclaré vivre « Bien » ou « Assez bien » selon son revenu en 20A.02.</w:t>
             </w:r>
           </w:p>
         </w:tc>
@@ -1130,10 +1130,10 @@
               <w:rPr>
                 <w:b/>
                 <w:i w:val="0"/>
-                <w:color w:val="DC2626"/>
+                <w:color w:val="EA580C"/>
                 <w:sz w:val="16"/>
               </w:rPr>
-              <w:t>Haute</w:t>
+              <w:t>Moyenne</w:t>
             </w:r>
           </w:p>
         </w:tc>
@@ -1148,7 +1148,7 @@
                 <w:i w:val="0"/>
                 <w:sz w:val="16"/>
               </w:rPr>
-              <w:t>S20</w:t>
+              <w:t>S00</w:t>
               <w:br/>
             </w:r>
             <w:r>
@@ -1158,7 +1158,7 @@
                 <w:color w:val="64748B"/>
                 <w:sz w:val="14"/>
               </w:rPr>
-              <w:t>Gouvernance / autres</w:t>
+              <w:t>Identification</w:t>
             </w:r>
           </w:p>
         </w:tc>
@@ -1205,7 +1205,7 @@
                 <w:i w:val="0"/>
                 <w:sz w:val="17"/>
               </w:rPr>
-              <w:t>Incohérence détectée ! Le ménage a précédemment déclaré vivre « Bien » ou « Assez bien » selon son revenu en 20A.02.</w:t>
+              <w:t>L'adresse ou la localisation du ménage doit être bien renseignée, ne doit pas contenir des numéros de téléphone et elle semble courte pour être une adresse.</w:t>
             </w:r>
           </w:p>
         </w:tc>
@@ -1264,7 +1264,7 @@
                 <w:color w:val="16A34A"/>
                 <w:sz w:val="16"/>
               </w:rPr>
-              <w:t>—</w:t>
+              <w:t>s00q08, s00q10</w:t>
             </w:r>
           </w:p>
         </w:tc>
@@ -1295,7 +1295,7 @@
                 <w:i w:val="0"/>
                 <w:sz w:val="17"/>
               </w:rPr>
-              <w:t>L'adresse ou la localisation du ménage doit être bien renseignée, ne doit pas contenir des numéros de téléphone et elle semble courte pour être une adresse.</w:t>
+              <w:t>Prière de renseigner la bonne adresse.Le ménage de MOUSSA BA n'est pas un ménage de remplacement mais soit plutot un ménage sélectionné s'il a été réellement enquêté sinon remettez-le au ménage non rempli.</w:t>
             </w:r>
           </w:p>
         </w:tc>
@@ -1328,7 +1328,7 @@
                 <w:i w:val="0"/>
                 <w:sz w:val="16"/>
               </w:rPr>
-              <w:t>S00</w:t>
+              <w:t>S01</w:t>
               <w:br/>
             </w:r>
             <w:r>
@@ -1338,7 +1338,7 @@
                 <w:color w:val="64748B"/>
                 <w:sz w:val="14"/>
               </w:rPr>
-              <w:t>Identification</w:t>
+              <w:t>Démographie</w:t>
             </w:r>
           </w:p>
         </w:tc>
@@ -1354,7 +1354,7 @@
                 <w:color w:val="16A34A"/>
                 <w:sz w:val="16"/>
               </w:rPr>
-              <w:t>s00q08, s00q10</w:t>
+              <w:t>s01q41a, s01q00b</w:t>
             </w:r>
           </w:p>
         </w:tc>
@@ -1385,7 +1385,7 @@
                 <w:i w:val="0"/>
                 <w:sz w:val="17"/>
               </w:rPr>
-              <w:t>Prière de renseigner la bonne adresse.Le ménage de MOUSSA BA n'est pas un ménage de remplacement mais soit plutot un ménage sélectionné s'il a été réellement enquêté sinon remettez-le au ménage non rempli.</w:t>
+              <w:t>Le montant dépensé ou reçu en cadeau pour les recharges internet ou de forfaits de données mobiles(hors appels vocaux), aucours des 30 derniers jours de MOUSSA BA semble élevé ou faible, prière de corriger ou de confirmer l'information avec le QG.</w:t>
             </w:r>
           </w:p>
         </w:tc>
@@ -1475,7 +1475,7 @@
                 <w:i w:val="0"/>
                 <w:sz w:val="17"/>
               </w:rPr>
-              <w:t>Le montant dépensé ou reçu en cadeau pour les recharges internet ou de forfaits de données mobiles(hors appels vocaux), aucours des 30 derniers jours de MOUSSA BA semble élevé ou faible, prière de corriger ou de confirmer l'information avec le QG.</w:t>
+              <w:t>Attention ! Le montant (14500 Fcfa) dépensé ou reçu en cadeau pour les recharges internet ou de forfaits de données mobiles(hors appels vocaux), aucours des 30 derniers jours de  MOUSSA BA est relativement élevé par rapport aux autres montants depansés observés dans cette zone.</w:t>
             </w:r>
           </w:p>
         </w:tc>
@@ -1534,7 +1534,7 @@
                 <w:color w:val="16A34A"/>
                 <w:sz w:val="16"/>
               </w:rPr>
-              <w:t>s01q41a, s01q00b</w:t>
+              <w:t>—</w:t>
             </w:r>
           </w:p>
         </w:tc>
@@ -1565,7 +1565,7 @@
                 <w:i w:val="0"/>
                 <w:sz w:val="17"/>
               </w:rPr>
-              <w:t>Attention ! Le montant (14500 Fcfa) dépensé ou reçu en cadeau pour les recharges internet ou de forfaits de données mobiles(hors appels vocaux), aucours des 30 derniers jours de  MOUSSA BA est relativement élevé par rapport aux autres montants depansés observés dans cette zone.</w:t>
+              <w:t>Prière de corriger ou de confirmer avec le QG.</w:t>
             </w:r>
           </w:p>
         </w:tc>
@@ -1655,277 +1655,7 @@
                 <w:i w:val="0"/>
                 <w:sz w:val="17"/>
               </w:rPr>
-              <w:t>Prière de corriger ou de confirmer avec le QG.</w:t>
-            </w:r>
-          </w:p>
-        </w:tc>
-      </w:tr>
-      <w:tr>
-        <w:tc>
-          <w:tcPr>
-            <w:tcW w:type="dxa" w:w="964"/>
-          </w:tcPr>
-          <w:p>
-            <w:r>
-              <w:rPr>
-                <w:b/>
-                <w:i w:val="0"/>
-                <w:color w:val="EA580C"/>
-                <w:sz w:val="16"/>
-              </w:rPr>
-              <w:t>Moyenne</w:t>
-            </w:r>
-          </w:p>
-        </w:tc>
-        <w:tc>
-          <w:tcPr>
-            <w:tcW w:type="dxa" w:w="1247"/>
-          </w:tcPr>
-          <w:p>
-            <w:r>
-              <w:rPr>
-                <w:b/>
-                <w:i w:val="0"/>
-                <w:sz w:val="16"/>
-              </w:rPr>
-              <w:t>S01</w:t>
-              <w:br/>
-            </w:r>
-            <w:r>
-              <w:rPr>
-                <w:b w:val="0"/>
-                <w:i w:val="0"/>
-                <w:color w:val="64748B"/>
-                <w:sz w:val="14"/>
-              </w:rPr>
-              <w:t>Démographie</w:t>
-            </w:r>
-          </w:p>
-        </w:tc>
-        <w:tc>
-          <w:tcPr>
-            <w:tcW w:type="dxa" w:w="1531"/>
-          </w:tcPr>
-          <w:p>
-            <w:r>
-              <w:rPr>
-                <w:b/>
-                <w:i w:val="0"/>
-                <w:color w:val="16A34A"/>
-                <w:sz w:val="16"/>
-              </w:rPr>
-              <w:t>—</w:t>
-            </w:r>
-          </w:p>
-        </w:tc>
-        <w:tc>
-          <w:tcPr>
-            <w:tcW w:type="dxa" w:w="1191"/>
-          </w:tcPr>
-          <w:p>
-            <w:r>
-              <w:rPr>
-                <w:b w:val="0"/>
-                <w:i w:val="0"/>
-                <w:color w:val="64748B"/>
-                <w:sz w:val="16"/>
-              </w:rPr>
-              <w:t>GT-CQ</w:t>
-            </w:r>
-          </w:p>
-        </w:tc>
-        <w:tc>
-          <w:tcPr>
-            <w:tcW w:type="dxa" w:w="4706"/>
-          </w:tcPr>
-          <w:p>
-            <w:r>
-              <w:rPr>
-                <w:b w:val="0"/>
-                <w:i w:val="0"/>
-                <w:sz w:val="17"/>
-              </w:rPr>
               <w:t>Prière de verifier l'information donnée par MOUSSA BA ou corriger au niveau de la section 1.</w:t>
-            </w:r>
-          </w:p>
-        </w:tc>
-      </w:tr>
-      <w:tr>
-        <w:tc>
-          <w:tcPr>
-            <w:tcW w:type="dxa" w:w="964"/>
-          </w:tcPr>
-          <w:p>
-            <w:r>
-              <w:rPr>
-                <w:b/>
-                <w:i w:val="0"/>
-                <w:color w:val="EA580C"/>
-                <w:sz w:val="16"/>
-              </w:rPr>
-              <w:t>Moyenne</w:t>
-            </w:r>
-          </w:p>
-        </w:tc>
-        <w:tc>
-          <w:tcPr>
-            <w:tcW w:type="dxa" w:w="1247"/>
-          </w:tcPr>
-          <w:p>
-            <w:r>
-              <w:rPr>
-                <w:b/>
-                <w:i w:val="0"/>
-                <w:sz w:val="16"/>
-              </w:rPr>
-              <w:t>S02</w:t>
-              <w:br/>
-            </w:r>
-            <w:r>
-              <w:rPr>
-                <w:b w:val="0"/>
-                <w:i w:val="0"/>
-                <w:color w:val="64748B"/>
-                <w:sz w:val="14"/>
-              </w:rPr>
-              <w:t>Éducation</w:t>
-            </w:r>
-          </w:p>
-        </w:tc>
-        <w:tc>
-          <w:tcPr>
-            <w:tcW w:type="dxa" w:w="1531"/>
-          </w:tcPr>
-          <w:p>
-            <w:r>
-              <w:rPr>
-                <w:b/>
-                <w:i w:val="0"/>
-                <w:color w:val="16A34A"/>
-                <w:sz w:val="16"/>
-              </w:rPr>
-              <w:t>—</w:t>
-            </w:r>
-          </w:p>
-        </w:tc>
-        <w:tc>
-          <w:tcPr>
-            <w:tcW w:type="dxa" w:w="1191"/>
-          </w:tcPr>
-          <w:p>
-            <w:r>
-              <w:rPr>
-                <w:b w:val="0"/>
-                <w:i w:val="0"/>
-                <w:color w:val="64748B"/>
-                <w:sz w:val="16"/>
-              </w:rPr>
-              <w:t>GT-CQ</w:t>
-            </w:r>
-          </w:p>
-        </w:tc>
-        <w:tc>
-          <w:tcPr>
-            <w:tcW w:type="dxa" w:w="4706"/>
-          </w:tcPr>
-          <w:p>
-            <w:r>
-              <w:rPr>
-                <w:b w:val="0"/>
-                <w:i w:val="0"/>
-                <w:sz w:val="17"/>
-              </w:rPr>
-              <w:t>veuillez, s'il vous plait, confirmer les frais de scolarité ( 21000 FCFA) payée de LAWRATOU BA avec le QG ou apporter les corrections nécessaires.</w:t>
-            </w:r>
-          </w:p>
-        </w:tc>
-      </w:tr>
-      <w:tr>
-        <w:tc>
-          <w:tcPr>
-            <w:tcW w:type="dxa" w:w="964"/>
-          </w:tcPr>
-          <w:p>
-            <w:r>
-              <w:rPr>
-                <w:b/>
-                <w:i w:val="0"/>
-                <w:color w:val="EA580C"/>
-                <w:sz w:val="16"/>
-              </w:rPr>
-              <w:t>Moyenne</w:t>
-            </w:r>
-          </w:p>
-        </w:tc>
-        <w:tc>
-          <w:tcPr>
-            <w:tcW w:type="dxa" w:w="1247"/>
-          </w:tcPr>
-          <w:p>
-            <w:r>
-              <w:rPr>
-                <w:b/>
-                <w:i w:val="0"/>
-                <w:sz w:val="16"/>
-              </w:rPr>
-              <w:t>S02</w:t>
-              <w:br/>
-            </w:r>
-            <w:r>
-              <w:rPr>
-                <w:b w:val="0"/>
-                <w:i w:val="0"/>
-                <w:color w:val="64748B"/>
-                <w:sz w:val="14"/>
-              </w:rPr>
-              <w:t>Éducation</w:t>
-            </w:r>
-          </w:p>
-        </w:tc>
-        <w:tc>
-          <w:tcPr>
-            <w:tcW w:type="dxa" w:w="1531"/>
-          </w:tcPr>
-          <w:p>
-            <w:r>
-              <w:rPr>
-                <w:b/>
-                <w:i w:val="0"/>
-                <w:color w:val="16A34A"/>
-                <w:sz w:val="16"/>
-              </w:rPr>
-              <w:t>—</w:t>
-            </w:r>
-          </w:p>
-        </w:tc>
-        <w:tc>
-          <w:tcPr>
-            <w:tcW w:type="dxa" w:w="1191"/>
-          </w:tcPr>
-          <w:p>
-            <w:r>
-              <w:rPr>
-                <w:b w:val="0"/>
-                <w:i w:val="0"/>
-                <w:color w:val="64748B"/>
-                <w:sz w:val="16"/>
-              </w:rPr>
-              <w:t>GT-CQ</w:t>
-            </w:r>
-          </w:p>
-        </w:tc>
-        <w:tc>
-          <w:tcPr>
-            <w:tcW w:type="dxa" w:w="4706"/>
-          </w:tcPr>
-          <w:p>
-            <w:r>
-              <w:rPr>
-                <w:b w:val="0"/>
-                <w:i w:val="0"/>
-                <w:sz w:val="17"/>
-              </w:rPr>
-              <w:t>veuillez, s'il vous plait, confirmer les frais de scolarité ( 5000 FCFA) payée de ABDOULAYE BA avec le QG ou apporter les corrections nécessaires.</w:t>
             </w:r>
           </w:p>
         </w:tc>
